--- a/pr-preview/pr-503/vignettes/articles/enteric_fever_example.docx
+++ b/pr-preview/pr-503/vignettes/articles/enteric_fever_example.docx
@@ -1340,7 +1340,125 @@
         <w:t xml:space="preserve">“epsilon”</w:t>
       </w:r>
       <w:r>
-        <w:t xml:space="preserve">), represents measurement error from the laboratory testing process. It is defined by a CV (coefficient of variation) as the ratio of the standard deviation to the mean for replicates. Note that the CV should ideally be measured across plates rather than within the same plate.</w:t>
+        <w:t xml:space="preserve">), represents measurement error from the laboratory testing process. The relative error is modeled as uniform on</w:t>
+      </w:r>
+      <w:r>
+        <w:t xml:space="preserve"> </w:t>
+      </w:r>
+      <m:oMath>
+        <m:r>
+          <m:rPr>
+            <m:sty m:val="p"/>
+          </m:rPr>
+          <m:t>[</m:t>
+        </m:r>
+        <m:r>
+          <m:rPr>
+            <m:sty m:val="p"/>
+          </m:rPr>
+          <m:t>−</m:t>
+        </m:r>
+        <m:r>
+          <m:t>ε</m:t>
+        </m:r>
+        <m:r>
+          <m:rPr>
+            <m:sty m:val="p"/>
+          </m:rPr>
+          <m:t>,</m:t>
+        </m:r>
+        <m:r>
+          <m:t>ε</m:t>
+        </m:r>
+        <m:r>
+          <m:rPr>
+            <m:sty m:val="p"/>
+          </m:rPr>
+          <m:t>]</m:t>
+        </m:r>
+      </m:oMath>
+      <w:r>
+        <w:t xml:space="preserve">, so</w:t>
+      </w:r>
+      <w:r>
+        <w:t xml:space="preserve"> </w:t>
+      </w:r>
+      <m:oMath>
+        <m:r>
+          <m:t>ε</m:t>
+        </m:r>
+      </m:oMath>
+      <w:r>
+        <w:t xml:space="preserve"> </w:t>
+      </w:r>
+      <w:r>
+        <w:t xml:space="preserve">is the largest relative deviation a measurement can have from its true value, not a coefficient of variation (CV). Assay precision is often reported as a CV, the ratio of the standard deviation to the mean for replicates, ideally measured across plates rather than within the same plate; under this uniform model the CV equals</w:t>
+      </w:r>
+      <w:r>
+        <w:t xml:space="preserve"> </w:t>
+      </w:r>
+      <m:oMath>
+        <m:r>
+          <m:t>ε</m:t>
+        </m:r>
+        <m:r>
+          <m:rPr>
+            <m:sty m:val="p"/>
+          </m:rPr>
+          <m:t>/</m:t>
+        </m:r>
+        <m:rad>
+          <m:radPr>
+            <m:degHide m:val="on"/>
+          </m:radPr>
+          <m:deg/>
+          <m:e>
+            <m:r>
+              <m:t>3</m:t>
+            </m:r>
+          </m:e>
+        </m:rad>
+      </m:oMath>
+      <w:r>
+        <w:t xml:space="preserve">, so a measured CV corresponds to</w:t>
+      </w:r>
+      <w:r>
+        <w:t xml:space="preserve"> </w:t>
+      </w:r>
+      <m:oMath>
+        <m:r>
+          <m:t>ε</m:t>
+        </m:r>
+        <m:r>
+          <m:rPr>
+            <m:sty m:val="p"/>
+          </m:rPr>
+          <m:t>=</m:t>
+        </m:r>
+        <m:rad>
+          <m:radPr>
+            <m:degHide m:val="on"/>
+          </m:radPr>
+          <m:deg/>
+          <m:e>
+            <m:r>
+              <m:t>3</m:t>
+            </m:r>
+          </m:e>
+        </m:rad>
+        <m:r>
+          <m:t> </m:t>
+        </m:r>
+        <m:r>
+          <m:rPr>
+            <m:nor/>
+            <m:sty m:val="p"/>
+          </m:rPr>
+          <m:t>CV</m:t>
+        </m:r>
+      </m:oMath>
+      <w:r>
+        <w:t xml:space="preserve">.</w:t>
       </w:r>
     </w:p>
     <w:p>

--- a/pr-preview/pr-503/vignettes/articles/enteric_fever_example.docx
+++ b/pr-preview/pr-503/vignettes/articles/enteric_fever_example.docx
@@ -902,7 +902,7 @@
         <w:rPr>
           <w:rStyle w:val="VerbatimChar"/>
         </w:rPr>
-        <w:t xml:space="preserve">#&gt; n = 3336 </w:t>
+        <w:t xml:space="preserve">#&gt; n = 1000 </w:t>
       </w:r>
       <w:r>
         <w:br/>
@@ -965,7 +965,7 @@
         <w:rPr>
           <w:rStyle w:val="VerbatimChar"/>
         </w:rPr>
-        <w:t xml:space="preserve">#&gt; 1  3336   0.6              5     10  10.5             15    25</w:t>
+        <w:t xml:space="preserve">#&gt; 1  1000   0.8           5.38   10.1  10.7           14.8  24.8</w:t>
       </w:r>
       <w:r>
         <w:br/>
@@ -1010,34 +1010,34 @@
         <w:rPr>
           <w:rStyle w:val="VerbatimChar"/>
         </w:rPr>
-        <w:t xml:space="preserve">#&gt;   antigen_iso   Min `1st Qu.` Median `3rd Qu.`   Max `# NAs`</w:t>
-      </w:r>
-      <w:r>
-        <w:br/>
-      </w:r>
-      <w:r>
-        <w:rPr>
-          <w:rStyle w:val="VerbatimChar"/>
-        </w:rPr>
-        <w:t xml:space="preserve">#&gt;   &lt;fct&gt;       &lt;dbl&gt;     &lt;dbl&gt;  &lt;dbl&gt;     &lt;dbl&gt; &lt;dbl&gt;   &lt;int&gt;</w:t>
-      </w:r>
-      <w:r>
-        <w:br/>
-      </w:r>
-      <w:r>
-        <w:rPr>
-          <w:rStyle w:val="VerbatimChar"/>
-        </w:rPr>
-        <w:t xml:space="preserve">#&gt; 1 HlyE_IgA        0     0.851   1.74      3.66  133.       0</w:t>
-      </w:r>
-      <w:r>
-        <w:br/>
-      </w:r>
-      <w:r>
-        <w:rPr>
-          <w:rStyle w:val="VerbatimChar"/>
-        </w:rPr>
-        <w:t xml:space="preserve">#&gt; 2 HlyE_IgG        0     1.15    2.70      6.74  219.       0</w:t>
+        <w:t xml:space="preserve">#&gt;   antigen_iso    Min `1st Qu.` Median `3rd Qu.`   Max `# NAs`</w:t>
+      </w:r>
+      <w:r>
+        <w:br/>
+      </w:r>
+      <w:r>
+        <w:rPr>
+          <w:rStyle w:val="VerbatimChar"/>
+        </w:rPr>
+        <w:t xml:space="preserve">#&gt;   &lt;fct&gt;        &lt;dbl&gt;     &lt;dbl&gt;  &lt;dbl&gt;     &lt;dbl&gt; &lt;dbl&gt;   &lt;int&gt;</w:t>
+      </w:r>
+      <w:r>
+        <w:br/>
+      </w:r>
+      <w:r>
+        <w:rPr>
+          <w:rStyle w:val="VerbatimChar"/>
+        </w:rPr>
+        <w:t xml:space="preserve">#&gt; 1 HlyE_IgA    0          0.949   2.01      3.90  133.       0</w:t>
+      </w:r>
+      <w:r>
+        <w:br/>
+      </w:r>
+      <w:r>
+        <w:rPr>
+          <w:rStyle w:val="VerbatimChar"/>
+        </w:rPr>
+        <w:t xml:space="preserve">#&gt; 2 HlyE_IgG    0.0394     1.18    2.84      6.84  135.       0</w:t>
       </w:r>
     </w:p>
     <w:bookmarkEnd w:id="22"/>
@@ -1139,7 +1139,7 @@
         <w:rPr>
           <w:rStyle w:val="VerbatimChar"/>
         </w:rPr>
-        <w:t xml:space="preserve">#&gt; Warning: Removed 18 rows containing non-finite outside the scale range</w:t>
+        <w:t xml:space="preserve">#&gt; Warning: Removed 4 rows containing non-finite outside the scale range</w:t>
       </w:r>
       <w:r>
         <w:br/>
@@ -1714,25 +1714,25 @@
         <w:rPr>
           <w:rStyle w:val="VerbatimChar"/>
         </w:rPr>
-        <w:t xml:space="preserve">#&gt;   est.start incidence.rate      SE CI.lwr CI.upr se_type  coverage log.lik</w:t>
-      </w:r>
-      <w:r>
-        <w:br/>
-      </w:r>
-      <w:r>
-        <w:rPr>
-          <w:rStyle w:val="VerbatimChar"/>
-        </w:rPr>
-        <w:t xml:space="preserve">#&gt;       &lt;dbl&gt;          &lt;dbl&gt;   &lt;dbl&gt;  &lt;dbl&gt;  &lt;dbl&gt; &lt;chr&gt;       &lt;dbl&gt;   &lt;dbl&gt;</w:t>
-      </w:r>
-      <w:r>
-        <w:br/>
-      </w:r>
-      <w:r>
-        <w:rPr>
-          <w:rStyle w:val="VerbatimChar"/>
-        </w:rPr>
-        <w:t xml:space="preserve">#&gt; 1       0.1          0.128 0.00682  0.115  0.142 standard     0.95  -2376.</w:t>
+        <w:t xml:space="preserve">#&gt;   est.start incidence.rate     SE CI.lwr CI.upr se_type  coverage log.lik</w:t>
+      </w:r>
+      <w:r>
+        <w:br/>
+      </w:r>
+      <w:r>
+        <w:rPr>
+          <w:rStyle w:val="VerbatimChar"/>
+        </w:rPr>
+        <w:t xml:space="preserve">#&gt;       &lt;dbl&gt;          &lt;dbl&gt;  &lt;dbl&gt;  &lt;dbl&gt;  &lt;dbl&gt; &lt;chr&gt;       &lt;dbl&gt;   &lt;dbl&gt;</w:t>
+      </w:r>
+      <w:r>
+        <w:br/>
+      </w:r>
+      <w:r>
+        <w:rPr>
+          <w:rStyle w:val="VerbatimChar"/>
+        </w:rPr>
+        <w:t xml:space="preserve">#&gt; 1       0.1          0.158 0.0122  0.136  0.184 standard     0.95  -1016.</w:t>
       </w:r>
       <w:r>
         <w:br/>
@@ -1848,52 +1848,52 @@
         <w:rPr>
           <w:rStyle w:val="VerbatimChar"/>
         </w:rPr>
-        <w:t xml:space="preserve">#&gt; 1 Nepal   &lt;5     HlyE_IgA      171</w:t>
-      </w:r>
-      <w:r>
-        <w:br/>
-      </w:r>
-      <w:r>
-        <w:rPr>
-          <w:rStyle w:val="VerbatimChar"/>
-        </w:rPr>
-        <w:t xml:space="preserve">#&gt; 2 Nepal   &lt;5     HlyE_IgG      179</w:t>
-      </w:r>
-      <w:r>
-        <w:br/>
-      </w:r>
-      <w:r>
-        <w:rPr>
-          <w:rStyle w:val="VerbatimChar"/>
-        </w:rPr>
-        <w:t xml:space="preserve">#&gt; 3 Nepal   5-15   HlyE_IgA      378</w:t>
-      </w:r>
-      <w:r>
-        <w:br/>
-      </w:r>
-      <w:r>
-        <w:rPr>
-          <w:rStyle w:val="VerbatimChar"/>
-        </w:rPr>
-        <w:t xml:space="preserve">#&gt; 4 Nepal   5-15   HlyE_IgG      390</w:t>
-      </w:r>
-      <w:r>
-        <w:br/>
-      </w:r>
-      <w:r>
-        <w:rPr>
-          <w:rStyle w:val="VerbatimChar"/>
-        </w:rPr>
-        <w:t xml:space="preserve">#&gt; 5 Nepal   16+    HlyE_IgA      211</w:t>
-      </w:r>
-      <w:r>
-        <w:br/>
-      </w:r>
-      <w:r>
-        <w:rPr>
-          <w:rStyle w:val="VerbatimChar"/>
-        </w:rPr>
-        <w:t xml:space="preserve">#&gt; 6 Nepal   16+    HlyE_IgG      217</w:t>
+        <w:t xml:space="preserve">#&gt; 1 Nepal   &lt;5     HlyE_IgA       42</w:t>
+      </w:r>
+      <w:r>
+        <w:br/>
+      </w:r>
+      <w:r>
+        <w:rPr>
+          <w:rStyle w:val="VerbatimChar"/>
+        </w:rPr>
+        <w:t xml:space="preserve">#&gt; 2 Nepal   &lt;5     HlyE_IgG       40</w:t>
+      </w:r>
+      <w:r>
+        <w:br/>
+      </w:r>
+      <w:r>
+        <w:rPr>
+          <w:rStyle w:val="VerbatimChar"/>
+        </w:rPr>
+        <w:t xml:space="preserve">#&gt; 3 Nepal   5-15   HlyE_IgA      106</w:t>
+      </w:r>
+      <w:r>
+        <w:br/>
+      </w:r>
+      <w:r>
+        <w:rPr>
+          <w:rStyle w:val="VerbatimChar"/>
+        </w:rPr>
+        <w:t xml:space="preserve">#&gt; 4 Nepal   5-15   HlyE_IgG      109</w:t>
+      </w:r>
+      <w:r>
+        <w:br/>
+      </w:r>
+      <w:r>
+        <w:rPr>
+          <w:rStyle w:val="VerbatimChar"/>
+        </w:rPr>
+        <w:t xml:space="preserve">#&gt; 5 Nepal   16+    HlyE_IgA       52</w:t>
+      </w:r>
+      <w:r>
+        <w:br/>
+      </w:r>
+      <w:r>
+        <w:rPr>
+          <w:rStyle w:val="VerbatimChar"/>
+        </w:rPr>
+        <w:t xml:space="preserve">#&gt; 6 Nepal   16+    HlyE_IgG       51</w:t>
       </w:r>
       <w:r>
         <w:br/>
@@ -1974,79 +1974,79 @@
         <w:rPr>
           <w:rStyle w:val="VerbatimChar"/>
         </w:rPr>
-        <w:t xml:space="preserve">#&gt; 1 Stratum 1 Banglad… &lt;5       101       0.1         0.400  0.0395  0.330  0.485 </w:t>
-      </w:r>
-      <w:r>
-        <w:br/>
-      </w:r>
-      <w:r>
-        <w:rPr>
-          <w:rStyle w:val="VerbatimChar"/>
-        </w:rPr>
-        <w:t xml:space="preserve">#&gt; 2 Stratum 2 Banglad… 5-15     256       0.1         0.477  0.0320  0.418  0.544 </w:t>
-      </w:r>
-      <w:r>
-        <w:br/>
-      </w:r>
-      <w:r>
-        <w:rPr>
-          <w:rStyle w:val="VerbatimChar"/>
-        </w:rPr>
-        <w:t xml:space="preserve">#&gt; 3 Stratum 3 Banglad… 16+       44       0.1         0.449  0.0763  0.322  0.627 </w:t>
-      </w:r>
-      <w:r>
-        <w:br/>
-      </w:r>
-      <w:r>
-        <w:rPr>
-          <w:rStyle w:val="VerbatimChar"/>
-        </w:rPr>
-        <w:t xml:space="preserve">#&gt; 4 Stratum 4 Nepal    &lt;5       171       0.1         0.0203 0.00444 0.0132 0.0311</w:t>
-      </w:r>
-      <w:r>
-        <w:br/>
-      </w:r>
-      <w:r>
-        <w:rPr>
-          <w:rStyle w:val="VerbatimChar"/>
-        </w:rPr>
-        <w:t xml:space="preserve">#&gt; 5 Stratum 5 Nepal    5-15     378       0.1         0.0355 0.00311 0.0299 0.0421</w:t>
-      </w:r>
-      <w:r>
-        <w:br/>
-      </w:r>
-      <w:r>
-        <w:rPr>
-          <w:rStyle w:val="VerbatimChar"/>
-        </w:rPr>
-        <w:t xml:space="preserve">#&gt; 6 Stratum 6 Nepal    16+      211       0.1         0.0935 0.00776 0.0795 0.110 </w:t>
-      </w:r>
-      <w:r>
-        <w:br/>
-      </w:r>
-      <w:r>
-        <w:rPr>
-          <w:rStyle w:val="VerbatimChar"/>
-        </w:rPr>
-        <w:t xml:space="preserve">#&gt; 7 Stratum 7 Pakistan &lt;5       126       0.1         0.106  0.0136  0.0823 0.136 </w:t>
-      </w:r>
-      <w:r>
-        <w:br/>
-      </w:r>
-      <w:r>
-        <w:rPr>
-          <w:rStyle w:val="VerbatimChar"/>
-        </w:rPr>
-        <w:t xml:space="preserve">#&gt; 8 Stratum 8 Pakistan 5-15     261       0.1         0.115  0.00845 0.0991 0.132 </w:t>
-      </w:r>
-      <w:r>
-        <w:br/>
-      </w:r>
-      <w:r>
-        <w:rPr>
-          <w:rStyle w:val="VerbatimChar"/>
-        </w:rPr>
-        <w:t xml:space="preserve">#&gt; 9 Stratum 9 Pakistan 16+      107       0.1         0.190  0.0204  0.154  0.235 </w:t>
+        <w:t xml:space="preserve">#&gt; 1 Stratum 1 Banglad… &lt;5        24       0.1         0.567  0.105   0.394  0.816 </w:t>
+      </w:r>
+      <w:r>
+        <w:br/>
+      </w:r>
+      <w:r>
+        <w:rPr>
+          <w:rStyle w:val="VerbatimChar"/>
+        </w:rPr>
+        <w:t xml:space="preserve">#&gt; 2 Stratum 2 Banglad… 5-15      65       0.1         0.606  0.0749  0.476  0.772 </w:t>
+      </w:r>
+      <w:r>
+        <w:br/>
+      </w:r>
+      <w:r>
+        <w:rPr>
+          <w:rStyle w:val="VerbatimChar"/>
+        </w:rPr>
+        <w:t xml:space="preserve">#&gt; 3 Stratum 3 Banglad… 16+       11       0.1         0.541  0.165   0.297  0.985 </w:t>
+      </w:r>
+      <w:r>
+        <w:br/>
+      </w:r>
+      <w:r>
+        <w:rPr>
+          <w:rStyle w:val="VerbatimChar"/>
+        </w:rPr>
+        <w:t xml:space="preserve">#&gt; 4 Stratum 4 Nepal    &lt;5        40       0.1         0.0292 0.0111  0.0139 0.0614</w:t>
+      </w:r>
+      <w:r>
+        <w:br/>
+      </w:r>
+      <w:r>
+        <w:rPr>
+          <w:rStyle w:val="VerbatimChar"/>
+        </w:rPr>
+        <w:t xml:space="preserve">#&gt; 5 Stratum 5 Nepal    5-15     106       0.1         0.0415 0.00687 0.0300 0.0574</w:t>
+      </w:r>
+      <w:r>
+        <w:br/>
+      </w:r>
+      <w:r>
+        <w:rPr>
+          <w:rStyle w:val="VerbatimChar"/>
+        </w:rPr>
+        <w:t xml:space="preserve">#&gt; 6 Stratum 6 Nepal    16+       51       0.1         0.0972 0.0163  0.0701 0.135 </w:t>
+      </w:r>
+      <w:r>
+        <w:br/>
+      </w:r>
+      <w:r>
+        <w:rPr>
+          <w:rStyle w:val="VerbatimChar"/>
+        </w:rPr>
+        <w:t xml:space="preserve">#&gt; 7 Stratum 7 Pakistan &lt;5        43       0.1         0.117  0.0241  0.0785 0.176 </w:t>
+      </w:r>
+      <w:r>
+        <w:br/>
+      </w:r>
+      <w:r>
+        <w:rPr>
+          <w:rStyle w:val="VerbatimChar"/>
+        </w:rPr>
+        <w:t xml:space="preserve">#&gt; 8 Stratum 8 Pakistan 5-15     115       0.1         0.140  0.0145  0.114  0.171 </w:t>
+      </w:r>
+      <w:r>
+        <w:br/>
+      </w:r>
+      <w:r>
+        <w:rPr>
+          <w:rStyle w:val="VerbatimChar"/>
+        </w:rPr>
+        <w:t xml:space="preserve">#&gt; 9 Stratum 9 Pakistan 16+       42       0.1         0.269  0.0423  0.198  0.367 </w:t>
       </w:r>
       <w:r>
         <w:br/>
@@ -2402,7 +2402,7 @@
         <w:rPr>
           <w:rStyle w:val="VerbatimChar"/>
         </w:rPr>
-        <w:t xml:space="preserve">#&gt; z = 17.027, p-value &lt; 2.2e-16</w:t>
+        <w:t xml:space="preserve">#&gt; z = 9.311, p-value &lt; 2.2e-16</w:t>
       </w:r>
       <w:r>
         <w:br/>
@@ -2429,7 +2429,7 @@
         <w:rPr>
           <w:rStyle w:val="VerbatimChar"/>
         </w:rPr>
-        <w:t xml:space="preserve">#&gt;  0.3559738 0.4485881</w:t>
+        <w:t xml:space="preserve">#&gt;  0.4224426 0.6477095</w:t>
       </w:r>
       <w:r>
         <w:br/>
@@ -2456,7 +2456,7 @@
         <w:rPr>
           <w:rStyle w:val="VerbatimChar"/>
         </w:rPr>
-        <w:t xml:space="preserve">#&gt;       0.45050113       0.04822018       0.40228095</w:t>
+        <w:t xml:space="preserve">#&gt;       0.58838264       0.05330655       0.53507609</w:t>
       </w:r>
     </w:p>
     <w:p>
@@ -2535,88 +2535,88 @@
         <w:rPr>
           <w:rStyle w:val="VerbatimChar"/>
         </w:rPr>
-        <w:t xml:space="preserve">#&gt;  1 Stratum 1 Stratum 2 Bangladesh &lt;5       Bangladesh 5-15                0.400</w:t>
-      </w:r>
-      <w:r>
-        <w:br/>
-      </w:r>
-      <w:r>
-        <w:rPr>
-          <w:rStyle w:val="VerbatimChar"/>
-        </w:rPr>
-        <w:t xml:space="preserve">#&gt;  2 Stratum 1 Stratum 3 Bangladesh &lt;5       Bangladesh 16+                 0.400</w:t>
-      </w:r>
-      <w:r>
-        <w:br/>
-      </w:r>
-      <w:r>
-        <w:rPr>
-          <w:rStyle w:val="VerbatimChar"/>
-        </w:rPr>
-        <w:t xml:space="preserve">#&gt;  3 Stratum 1 Stratum 4 Bangladesh &lt;5       Nepal      &lt;5                  0.400</w:t>
-      </w:r>
-      <w:r>
-        <w:br/>
-      </w:r>
-      <w:r>
-        <w:rPr>
-          <w:rStyle w:val="VerbatimChar"/>
-        </w:rPr>
-        <w:t xml:space="preserve">#&gt;  4 Stratum 1 Stratum 5 Bangladesh &lt;5       Nepal      5-15                0.400</w:t>
-      </w:r>
-      <w:r>
-        <w:br/>
-      </w:r>
-      <w:r>
-        <w:rPr>
-          <w:rStyle w:val="VerbatimChar"/>
-        </w:rPr>
-        <w:t xml:space="preserve">#&gt;  5 Stratum 1 Stratum 6 Bangladesh &lt;5       Nepal      16+                 0.400</w:t>
-      </w:r>
-      <w:r>
-        <w:br/>
-      </w:r>
-      <w:r>
-        <w:rPr>
-          <w:rStyle w:val="VerbatimChar"/>
-        </w:rPr>
-        <w:t xml:space="preserve">#&gt;  6 Stratum 1 Stratum 7 Bangladesh &lt;5       Pakistan   &lt;5                  0.400</w:t>
-      </w:r>
-      <w:r>
-        <w:br/>
-      </w:r>
-      <w:r>
-        <w:rPr>
-          <w:rStyle w:val="VerbatimChar"/>
-        </w:rPr>
-        <w:t xml:space="preserve">#&gt;  7 Stratum 1 Stratum 8 Bangladesh &lt;5       Pakistan   5-15                0.400</w:t>
-      </w:r>
-      <w:r>
-        <w:br/>
-      </w:r>
-      <w:r>
-        <w:rPr>
-          <w:rStyle w:val="VerbatimChar"/>
-        </w:rPr>
-        <w:t xml:space="preserve">#&gt;  8 Stratum 1 Stratum 9 Bangladesh &lt;5       Pakistan   16+                 0.400</w:t>
-      </w:r>
-      <w:r>
-        <w:br/>
-      </w:r>
-      <w:r>
-        <w:rPr>
-          <w:rStyle w:val="VerbatimChar"/>
-        </w:rPr>
-        <w:t xml:space="preserve">#&gt;  9 Stratum 2 Stratum 3 Bangladesh 5-15     Bangladesh 16+                 0.477</w:t>
-      </w:r>
-      <w:r>
-        <w:br/>
-      </w:r>
-      <w:r>
-        <w:rPr>
-          <w:rStyle w:val="VerbatimChar"/>
-        </w:rPr>
-        <w:t xml:space="preserve">#&gt; 10 Stratum 2 Stratum 4 Bangladesh 5-15     Nepal      &lt;5                  0.477</w:t>
+        <w:t xml:space="preserve">#&gt;  1 Stratum 1 Stratum 2 Bangladesh &lt;5       Bangladesh 5-15                0.567</w:t>
+      </w:r>
+      <w:r>
+        <w:br/>
+      </w:r>
+      <w:r>
+        <w:rPr>
+          <w:rStyle w:val="VerbatimChar"/>
+        </w:rPr>
+        <w:t xml:space="preserve">#&gt;  2 Stratum 1 Stratum 3 Bangladesh &lt;5       Bangladesh 16+                 0.567</w:t>
+      </w:r>
+      <w:r>
+        <w:br/>
+      </w:r>
+      <w:r>
+        <w:rPr>
+          <w:rStyle w:val="VerbatimChar"/>
+        </w:rPr>
+        <w:t xml:space="preserve">#&gt;  3 Stratum 1 Stratum 4 Bangladesh &lt;5       Nepal      &lt;5                  0.567</w:t>
+      </w:r>
+      <w:r>
+        <w:br/>
+      </w:r>
+      <w:r>
+        <w:rPr>
+          <w:rStyle w:val="VerbatimChar"/>
+        </w:rPr>
+        <w:t xml:space="preserve">#&gt;  4 Stratum 1 Stratum 5 Bangladesh &lt;5       Nepal      5-15                0.567</w:t>
+      </w:r>
+      <w:r>
+        <w:br/>
+      </w:r>
+      <w:r>
+        <w:rPr>
+          <w:rStyle w:val="VerbatimChar"/>
+        </w:rPr>
+        <w:t xml:space="preserve">#&gt;  5 Stratum 1 Stratum 6 Bangladesh &lt;5       Nepal      16+                 0.567</w:t>
+      </w:r>
+      <w:r>
+        <w:br/>
+      </w:r>
+      <w:r>
+        <w:rPr>
+          <w:rStyle w:val="VerbatimChar"/>
+        </w:rPr>
+        <w:t xml:space="preserve">#&gt;  6 Stratum 1 Stratum 7 Bangladesh &lt;5       Pakistan   &lt;5                  0.567</w:t>
+      </w:r>
+      <w:r>
+        <w:br/>
+      </w:r>
+      <w:r>
+        <w:rPr>
+          <w:rStyle w:val="VerbatimChar"/>
+        </w:rPr>
+        <w:t xml:space="preserve">#&gt;  7 Stratum 1 Stratum 8 Bangladesh &lt;5       Pakistan   5-15                0.567</w:t>
+      </w:r>
+      <w:r>
+        <w:br/>
+      </w:r>
+      <w:r>
+        <w:rPr>
+          <w:rStyle w:val="VerbatimChar"/>
+        </w:rPr>
+        <w:t xml:space="preserve">#&gt;  8 Stratum 1 Stratum 9 Bangladesh &lt;5       Pakistan   16+                 0.567</w:t>
+      </w:r>
+      <w:r>
+        <w:br/>
+      </w:r>
+      <w:r>
+        <w:rPr>
+          <w:rStyle w:val="VerbatimChar"/>
+        </w:rPr>
+        <w:t xml:space="preserve">#&gt;  9 Stratum 2 Stratum 3 Bangladesh 5-15     Bangladesh 16+                 0.606</w:t>
+      </w:r>
+      <w:r>
+        <w:br/>
+      </w:r>
+      <w:r>
+        <w:rPr>
+          <w:rStyle w:val="VerbatimChar"/>
+        </w:rPr>
+        <w:t xml:space="preserve">#&gt; 10 Stratum 2 Stratum 4 Bangladesh 5-15     Nepal      &lt;5                  0.606</w:t>
       </w:r>
       <w:r>
         <w:br/>
@@ -2852,7 +2852,7 @@
         <w:rPr>
           <w:rStyle w:val="VerbatimChar"/>
         </w:rPr>
-        <w:t xml:space="preserve">#&gt; 1       0.1          0.128 0.0104  0.109  0.150 cluster-robust     0.95  -2376.</w:t>
+        <w:t xml:space="preserve">#&gt; 1       0.1          0.158 0.0214  0.122  0.206 cluster-robust     0.95  -1016.</w:t>
       </w:r>
       <w:r>
         <w:br/>
@@ -2888,25 +2888,25 @@
         <w:rPr>
           <w:rStyle w:val="VerbatimChar"/>
         </w:rPr>
-        <w:t xml:space="preserve">#&gt;   est.start incidence.rate      SE CI.lwr CI.upr se_type  coverage log.lik</w:t>
-      </w:r>
-      <w:r>
-        <w:br/>
-      </w:r>
-      <w:r>
-        <w:rPr>
-          <w:rStyle w:val="VerbatimChar"/>
-        </w:rPr>
-        <w:t xml:space="preserve">#&gt;       &lt;dbl&gt;          &lt;dbl&gt;   &lt;dbl&gt;  &lt;dbl&gt;  &lt;dbl&gt; &lt;chr&gt;       &lt;dbl&gt;   &lt;dbl&gt;</w:t>
-      </w:r>
-      <w:r>
-        <w:br/>
-      </w:r>
-      <w:r>
-        <w:rPr>
-          <w:rStyle w:val="VerbatimChar"/>
-        </w:rPr>
-        <w:t xml:space="preserve">#&gt; 1       0.1          0.128 0.00682  0.115  0.142 standard     0.95  -2376.</w:t>
+        <w:t xml:space="preserve">#&gt;   est.start incidence.rate     SE CI.lwr CI.upr se_type  coverage log.lik</w:t>
+      </w:r>
+      <w:r>
+        <w:br/>
+      </w:r>
+      <w:r>
+        <w:rPr>
+          <w:rStyle w:val="VerbatimChar"/>
+        </w:rPr>
+        <w:t xml:space="preserve">#&gt;       &lt;dbl&gt;          &lt;dbl&gt;  &lt;dbl&gt;  &lt;dbl&gt;  &lt;dbl&gt; &lt;chr&gt;       &lt;dbl&gt;   &lt;dbl&gt;</w:t>
+      </w:r>
+      <w:r>
+        <w:br/>
+      </w:r>
+      <w:r>
+        <w:rPr>
+          <w:rStyle w:val="VerbatimChar"/>
+        </w:rPr>
+        <w:t xml:space="preserve">#&gt; 1       0.1          0.158 0.0122  0.136  0.184 standard     0.95  -1016.</w:t>
       </w:r>
       <w:r>
         <w:br/>
@@ -3124,34 +3124,34 @@
         <w:rPr>
           <w:rStyle w:val="VerbatimChar"/>
         </w:rPr>
-        <w:t xml:space="preserve">#&gt;   Stratum catchment     n est.start incidence.rate      SE CI.lwr CI.upr se_type</w:t>
-      </w:r>
-      <w:r>
-        <w:br/>
-      </w:r>
-      <w:r>
-        <w:rPr>
-          <w:rStyle w:val="VerbatimChar"/>
-        </w:rPr>
-        <w:t xml:space="preserve">#&gt;   &lt;chr&gt;   &lt;chr&gt;     &lt;int&gt;     &lt;dbl&gt;          &lt;dbl&gt;   &lt;dbl&gt;  &lt;dbl&gt;  &lt;dbl&gt; &lt;chr&gt;  </w:t>
-      </w:r>
-      <w:r>
-        <w:br/>
-      </w:r>
-      <w:r>
-        <w:rPr>
-          <w:rStyle w:val="VerbatimChar"/>
-        </w:rPr>
-        <w:t xml:space="preserve">#&gt; 1 Stratu… aku         294       0.1          0.106 0.00983 0.0880  0.127 cluste…</w:t>
-      </w:r>
-      <w:r>
-        <w:br/>
-      </w:r>
-      <w:r>
-        <w:rPr>
-          <w:rStyle w:val="VerbatimChar"/>
-        </w:rPr>
-        <w:t xml:space="preserve">#&gt; 2 Stratu… kgh         200       0.1          0.167 0.00905 0.151   0.186 cluste…</w:t>
+        <w:t xml:space="preserve">#&gt;   Stratum  catchment     n est.start incidence.rate     SE CI.lwr CI.upr se_type</w:t>
+      </w:r>
+      <w:r>
+        <w:br/>
+      </w:r>
+      <w:r>
+        <w:rPr>
+          <w:rStyle w:val="VerbatimChar"/>
+        </w:rPr>
+        <w:t xml:space="preserve">#&gt;   &lt;chr&gt;    &lt;chr&gt;     &lt;int&gt;     &lt;dbl&gt;          &lt;dbl&gt;  &lt;dbl&gt;  &lt;dbl&gt;  &lt;dbl&gt; &lt;chr&gt;  </w:t>
+      </w:r>
+      <w:r>
+        <w:br/>
+      </w:r>
+      <w:r>
+        <w:rPr>
+          <w:rStyle w:val="VerbatimChar"/>
+        </w:rPr>
+        <w:t xml:space="preserve">#&gt; 1 Stratum… aku         100       0.1          0.114 0.0216 0.0788  0.165 cluste…</w:t>
+      </w:r>
+      <w:r>
+        <w:br/>
+      </w:r>
+      <w:r>
+        <w:rPr>
+          <w:rStyle w:val="VerbatimChar"/>
+        </w:rPr>
+        <w:t xml:space="preserve">#&gt; 2 Stratum… kgh         100       0.1          0.217 0.0161 0.188   0.251 cluste…</w:t>
       </w:r>
       <w:r>
         <w:br/>
@@ -3304,34 +3304,34 @@
         <w:rPr>
           <w:rStyle w:val="VerbatimChar"/>
         </w:rPr>
-        <w:t xml:space="preserve">#&gt;   Stratum catchment     n est.start incidence.rate      SE CI.lwr CI.upr se_type</w:t>
-      </w:r>
-      <w:r>
-        <w:br/>
-      </w:r>
-      <w:r>
-        <w:rPr>
-          <w:rStyle w:val="VerbatimChar"/>
-        </w:rPr>
-        <w:t xml:space="preserve">#&gt;   &lt;chr&gt;   &lt;chr&gt;     &lt;int&gt;     &lt;dbl&gt;          &lt;dbl&gt;   &lt;dbl&gt;  &lt;dbl&gt;  &lt;dbl&gt; &lt;chr&gt;  </w:t>
-      </w:r>
-      <w:r>
-        <w:br/>
-      </w:r>
-      <w:r>
-        <w:rPr>
-          <w:rStyle w:val="VerbatimChar"/>
-        </w:rPr>
-        <w:t xml:space="preserve">#&gt; 1 Stratu… aku         294       0.1          0.106 0.00767 0.0916  0.122 standa…</w:t>
-      </w:r>
-      <w:r>
-        <w:br/>
-      </w:r>
-      <w:r>
-        <w:rPr>
-          <w:rStyle w:val="VerbatimChar"/>
-        </w:rPr>
-        <w:t xml:space="preserve">#&gt; 2 Stratu… kgh         200       0.1          0.167 0.0133  0.143   0.196 standa…</w:t>
+        <w:t xml:space="preserve">#&gt;   Stratum  catchment     n est.start incidence.rate     SE CI.lwr CI.upr se_type</w:t>
+      </w:r>
+      <w:r>
+        <w:br/>
+      </w:r>
+      <w:r>
+        <w:rPr>
+          <w:rStyle w:val="VerbatimChar"/>
+        </w:rPr>
+        <w:t xml:space="preserve">#&gt;   &lt;chr&gt;    &lt;chr&gt;     &lt;int&gt;     &lt;dbl&gt;          &lt;dbl&gt;  &lt;dbl&gt;  &lt;dbl&gt;  &lt;dbl&gt; &lt;chr&gt;  </w:t>
+      </w:r>
+      <w:r>
+        <w:br/>
+      </w:r>
+      <w:r>
+        <w:rPr>
+          <w:rStyle w:val="VerbatimChar"/>
+        </w:rPr>
+        <w:t xml:space="preserve">#&gt; 1 Stratum… aku         100       0.1          0.114 0.0135 0.0905  0.144 standa…</w:t>
+      </w:r>
+      <w:r>
+        <w:br/>
+      </w:r>
+      <w:r>
+        <w:rPr>
+          <w:rStyle w:val="VerbatimChar"/>
+        </w:rPr>
+        <w:t xml:space="preserve">#&gt; 2 Stratum… kgh         100       0.1          0.217 0.0223 0.177   0.265 standa…</w:t>
       </w:r>
       <w:r>
         <w:br/>
@@ -3565,7 +3565,7 @@
         <w:rPr>
           <w:rStyle w:val="VerbatimChar"/>
         </w:rPr>
-        <w:t xml:space="preserve">#&gt; z = 14.99, p-value &lt; 2.2e-16</w:t>
+        <w:t xml:space="preserve">#&gt; z = 54.102, p-value &lt; 2.2e-16</w:t>
       </w:r>
       <w:r>
         <w:br/>
@@ -3592,7 +3592,7 @@
         <w:rPr>
           <w:rStyle w:val="VerbatimChar"/>
         </w:rPr>
-        <w:t xml:space="preserve">#&gt;  0.3496836 0.4548783</w:t>
+        <w:t xml:space="preserve">#&gt;  0.5156917 0.5544605</w:t>
       </w:r>
       <w:r>
         <w:br/>
@@ -3619,7 +3619,7 @@
         <w:rPr>
           <w:rStyle w:val="VerbatimChar"/>
         </w:rPr>
-        <w:t xml:space="preserve">#&gt;       0.45050113       0.04822018       0.40228095</w:t>
+        <w:t xml:space="preserve">#&gt;       0.58838264       0.05330655       0.53507609</w:t>
       </w:r>
       <w:r>
         <w:br/>
@@ -3673,7 +3673,7 @@
         <w:rPr>
           <w:rStyle w:val="VerbatimChar"/>
         </w:rPr>
-        <w:t xml:space="preserve">#&gt; z = 11.372, p-value &lt; 2.2e-16</w:t>
+        <w:t xml:space="preserve">#&gt; z = 19.126, p-value &lt; 2.2e-16</w:t>
       </w:r>
       <w:r>
         <w:br/>
@@ -3700,7 +3700,7 @@
         <w:rPr>
           <w:rStyle w:val="VerbatimChar"/>
         </w:rPr>
-        <w:t xml:space="preserve">#&gt;  0.2670811 0.3783145</w:t>
+        <w:t xml:space="preserve">#&gt;  0.3859467 0.4740769</w:t>
       </w:r>
       <w:r>
         <w:br/>
@@ -3727,7 +3727,7 @@
         <w:rPr>
           <w:rStyle w:val="VerbatimChar"/>
         </w:rPr>
-        <w:t xml:space="preserve">#&gt;        0.4505011        0.1278034        0.3226978</w:t>
+        <w:t xml:space="preserve">#&gt;        0.5883826        0.1583708        0.4300118</w:t>
       </w:r>
       <w:r>
         <w:br/>
@@ -3781,7 +3781,7 @@
         <w:rPr>
           <w:rStyle w:val="VerbatimChar"/>
         </w:rPr>
-        <w:t xml:space="preserve">#&gt; z = -6.978, p-value = 2.994e-12</w:t>
+        <w:t xml:space="preserve">#&gt; z = -4.67, p-value = 3.012e-06</w:t>
       </w:r>
       <w:r>
         <w:br/>
@@ -3808,7 +3808,7 @@
         <w:rPr>
           <w:rStyle w:val="VerbatimChar"/>
         </w:rPr>
-        <w:t xml:space="preserve">#&gt;  -0.10193630 -0.05723007</w:t>
+        <w:t xml:space="preserve">#&gt;  -0.14915874 -0.06096985</w:t>
       </w:r>
       <w:r>
         <w:br/>
@@ -3835,7 +3835,7 @@
         <w:rPr>
           <w:rStyle w:val="VerbatimChar"/>
         </w:rPr>
-        <w:t xml:space="preserve">#&gt;       0.04822018       0.12780336      -0.07958318</w:t>
+        <w:t xml:space="preserve">#&gt;       0.05330655       0.15837084      -0.10506430</w:t>
       </w:r>
     </w:p>
     <w:p>
@@ -3862,7 +3862,7 @@
         <w:pStyle w:val="FirstParagraph"/>
       </w:pPr>
       <w:r>
-        <w:t xml:space="preserve">Using cluster-robust standard errors to account for geographic clustering in the SEES study, we observe significant variation in enteric fever seroconversion rates across the three countries. Bangladesh has the highest overall seroconversion rate at 450.5 per 1000 person-years (95% CI: 401.6-505.4), followed by Pakistan at 127.8 per 1000 person-years (95% CI: 109-149.8), and Nepal at 48.2 per 1000 person-years (95% CI: 39.8-58.5). Pairwise comparisons show Bangladesh has significantly higher rates than both Nepal (p &lt; 0.001) and Pakistan (p &lt; 0.001), while the difference between Nepal and Pakistan is also significant (p &lt; 0.001).</w:t>
+        <w:t xml:space="preserve">Using cluster-robust standard errors to account for geographic clustering in the SEES study, we observe significant variation in enteric fever seroconversion rates across the three countries. Bangladesh has the highest overall seroconversion rate at 588.4 per 1000 person-years (95% CI: 574.9-602.2), followed by Pakistan at 158.4 per 1000 person-years (95% CI: 121.6-206.3), and Nepal at 53.3 per 1000 person-years (95% CI: 41.2-69). Pairwise comparisons show Bangladesh has significantly higher rates than both Nepal (p &lt; 0.001) and Pakistan (p &lt; 0.001), while the difference between Nepal and Pakistan is also significant (p &lt; 0.001).</w:t>
       </w:r>
     </w:p>
     <w:p>
@@ -3870,7 +3870,7 @@
         <w:pStyle w:val="BodyText"/>
       </w:pPr>
       <w:r>
-        <w:t xml:space="preserve">Across age groups, the highest rates are observed among 5- to 15-year-olds in Bangladesh (477 per 1000 person-years), which is 14 times higher than Nepal in the same age group (35 per 1000 person-years). These findings highlight substantial geographic variation in enteric fever transmission, emphasizing the need for targeted prevention strategies tailored to local epidemiology.</w:t>
+        <w:t xml:space="preserve">Across age groups, the highest rates are observed among 5- to 15-year-olds in Bangladesh (606 per 1000 person-years), which is 15 times higher than Nepal in the same age group (41 per 1000 person-years). These findings highlight substantial geographic variation in enteric fever transmission, emphasizing the need for targeted prevention strategies tailored to local epidemiology.</w:t>
       </w:r>
     </w:p>
     <w:p>
